--- a/rsp-dashboard/public/templates/Notice to Qualified - Without Date of Assessment.docx
+++ b/rsp-dashboard/public/templates/Notice to Qualified - Without Date of Assessment.docx
@@ -187,15 +187,15 @@
         <w:tblLook w:val="04A0" w:firstRow="1" w:lastRow="0" w:firstColumn="1" w:lastColumn="0" w:noHBand="0" w:noVBand="1"/>
       </w:tblPr>
       <w:tblGrid>
-        <w:gridCol w:w="1885"/>
-        <w:gridCol w:w="3600"/>
-        <w:gridCol w:w="3515"/>
-        <w:gridCol w:w="1440"/>
+        <w:gridCol w:w="1818"/>
+        <w:gridCol w:w="4117"/>
+        <w:gridCol w:w="2616"/>
+        <w:gridCol w:w="1889"/>
       </w:tblGrid>
       <w:tr>
         <w:tc>
           <w:tcPr>
-            <w:tcW w:w="1885" w:type="dxa"/>
+            <w:tcW w:w="1818" w:type="dxa"/>
             <w:tcBorders>
               <w:top w:val="single" w:sz="4" w:space="0" w:color="auto"/>
               <w:left w:val="single" w:sz="4" w:space="0" w:color="auto"/>
@@ -225,7 +225,7 @@
         </w:tc>
         <w:tc>
           <w:tcPr>
-            <w:tcW w:w="3600" w:type="dxa"/>
+            <w:tcW w:w="4117" w:type="dxa"/>
             <w:tcBorders>
               <w:top w:val="single" w:sz="4" w:space="0" w:color="auto"/>
               <w:left w:val="single" w:sz="4" w:space="0" w:color="auto"/>
@@ -255,7 +255,7 @@
         </w:tc>
         <w:tc>
           <w:tcPr>
-            <w:tcW w:w="3515" w:type="dxa"/>
+            <w:tcW w:w="2616" w:type="dxa"/>
             <w:tcBorders>
               <w:top w:val="single" w:sz="4" w:space="0" w:color="auto"/>
               <w:left w:val="single" w:sz="4" w:space="0" w:color="auto"/>
@@ -285,7 +285,7 @@
         </w:tc>
         <w:tc>
           <w:tcPr>
-            <w:tcW w:w="1440" w:type="dxa"/>
+            <w:tcW w:w="1889" w:type="dxa"/>
             <w:tcBorders>
               <w:top w:val="single" w:sz="4" w:space="0" w:color="auto"/>
               <w:left w:val="single" w:sz="4" w:space="0" w:color="auto"/>
@@ -317,7 +317,7 @@
       <w:tr>
         <w:tc>
           <w:tcPr>
-            <w:tcW w:w="1885" w:type="dxa"/>
+            <w:tcW w:w="1818" w:type="dxa"/>
             <w:vMerge w:val="restart"/>
             <w:tcBorders>
               <w:top w:val="single" w:sz="4" w:space="0" w:color="auto"/>
@@ -339,13 +339,13 @@
               <w:rPr>
                 <w:rFonts w:ascii="Bookman Old Style" w:hAnsi="Bookman Old Style"/>
               </w:rPr>
-              <w:t>Administrative Assistant III (Senior Bookkeeper)</w:t>
+              <w:t>{Position}</w:t>
             </w:r>
           </w:p>
         </w:tc>
         <w:tc>
           <w:tcPr>
-            <w:tcW w:w="3600" w:type="dxa"/>
+            <w:tcW w:w="4117" w:type="dxa"/>
             <w:tcBorders>
               <w:top w:val="single" w:sz="4" w:space="0" w:color="auto"/>
               <w:left w:val="single" w:sz="4" w:space="0" w:color="auto"/>
@@ -403,13 +403,31 @@
                 <w:kern w:val="2"/>
                 <w14:ligatures w14:val="standardContextual"/>
               </w:rPr>
-              <w:t>Completion of two-year studies in college</w:t>
+              <w:t>{QS</w:t>
+            </w:r>
+            <w:r>
+              <w:rPr>
+                <w:rFonts w:ascii="Bookman Old Style" w:hAnsi="Bookman Old Style"/>
+                <w:bCs/>
+                <w:kern w:val="2"/>
+                <w14:ligatures w14:val="standardContextual"/>
+              </w:rPr>
+              <w:t>Education</w:t>
+            </w:r>
+            <w:r>
+              <w:rPr>
+                <w:rFonts w:ascii="Bookman Old Style" w:hAnsi="Bookman Old Style"/>
+                <w:bCs/>
+                <w:kern w:val="2"/>
+                <w14:ligatures w14:val="standardContextual"/>
+              </w:rPr>
+              <w:t>}</w:t>
             </w:r>
           </w:p>
         </w:tc>
         <w:tc>
           <w:tcPr>
-            <w:tcW w:w="3515" w:type="dxa"/>
+            <w:tcW w:w="2616" w:type="dxa"/>
             <w:tcBorders>
               <w:top w:val="single" w:sz="4" w:space="0" w:color="auto"/>
               <w:left w:val="single" w:sz="4" w:space="0" w:color="auto"/>
@@ -435,7 +453,7 @@
         </w:tc>
         <w:tc>
           <w:tcPr>
-            <w:tcW w:w="1440" w:type="dxa"/>
+            <w:tcW w:w="1889" w:type="dxa"/>
             <w:tcBorders>
               <w:top w:val="single" w:sz="4" w:space="0" w:color="auto"/>
               <w:left w:val="single" w:sz="4" w:space="0" w:color="auto"/>
@@ -464,7 +482,7 @@
       <w:tr>
         <w:tc>
           <w:tcPr>
-            <w:tcW w:w="1885" w:type="dxa"/>
+            <w:tcW w:w="1818" w:type="dxa"/>
             <w:vMerge/>
             <w:tcBorders>
               <w:top w:val="single" w:sz="4" w:space="0" w:color="auto"/>
@@ -486,7 +504,7 @@
         </w:tc>
         <w:tc>
           <w:tcPr>
-            <w:tcW w:w="3600" w:type="dxa"/>
+            <w:tcW w:w="4117" w:type="dxa"/>
             <w:tcBorders>
               <w:top w:val="single" w:sz="4" w:space="0" w:color="auto"/>
               <w:left w:val="single" w:sz="4" w:space="0" w:color="auto"/>
@@ -527,23 +545,31 @@
                 <w:kern w:val="2"/>
                 <w14:ligatures w14:val="standardContextual"/>
               </w:rPr>
-              <w:t xml:space="preserve">4 hours of relevant training </w:t>
+              <w:t>{QS</w:t>
             </w:r>
             <w:r>
               <w:rPr>
                 <w:rFonts w:ascii="Bookman Old Style" w:hAnsi="Bookman Old Style"/>
                 <w:bCs/>
-                <w:color w:val="0070C0"/>
                 <w:kern w:val="2"/>
                 <w14:ligatures w14:val="standardContextual"/>
               </w:rPr>
-              <w:t>(Finance-related)</w:t>
+              <w:t>Training</w:t>
+            </w:r>
+            <w:r>
+              <w:rPr>
+                <w:rFonts w:ascii="Bookman Old Style" w:hAnsi="Bookman Old Style"/>
+                <w:bCs/>
+                <w:kern w:val="2"/>
+                <w14:ligatures w14:val="standardContextual"/>
+              </w:rPr>
+              <w:t>}</w:t>
             </w:r>
           </w:p>
         </w:tc>
         <w:tc>
           <w:tcPr>
-            <w:tcW w:w="3515" w:type="dxa"/>
+            <w:tcW w:w="2616" w:type="dxa"/>
             <w:tcBorders>
               <w:top w:val="single" w:sz="4" w:space="0" w:color="auto"/>
               <w:left w:val="single" w:sz="4" w:space="0" w:color="auto"/>
@@ -563,19 +589,25 @@
               <w:rPr>
                 <w:rFonts w:ascii="Bookman Old Style" w:hAnsi="Bookman Old Style"/>
               </w:rPr>
-              <w:t>Cash Management and Control System</w:t>
+              <w:t>{App</w:t>
             </w:r>
             <w:r>
               <w:rPr>
                 <w:rFonts w:ascii="Bookman Old Style" w:hAnsi="Bookman Old Style"/>
               </w:rPr>
-              <w:t xml:space="preserve"> (24 month)</w:t>
+              <w:t>Training</w:t>
+            </w:r>
+            <w:r>
+              <w:rPr>
+                <w:rFonts w:ascii="Bookman Old Style" w:hAnsi="Bookman Old Style"/>
+              </w:rPr>
+              <w:t>}</w:t>
             </w:r>
           </w:p>
         </w:tc>
         <w:tc>
           <w:tcPr>
-            <w:tcW w:w="1440" w:type="dxa"/>
+            <w:tcW w:w="1889" w:type="dxa"/>
             <w:tcBorders>
               <w:top w:val="single" w:sz="4" w:space="0" w:color="auto"/>
               <w:left w:val="single" w:sz="4" w:space="0" w:color="auto"/>
@@ -605,7 +637,7 @@
       <w:tr>
         <w:tc>
           <w:tcPr>
-            <w:tcW w:w="1885" w:type="dxa"/>
+            <w:tcW w:w="1818" w:type="dxa"/>
             <w:vMerge/>
             <w:tcBorders>
               <w:top w:val="single" w:sz="4" w:space="0" w:color="auto"/>
@@ -627,7 +659,7 @@
         </w:tc>
         <w:tc>
           <w:tcPr>
-            <w:tcW w:w="3600" w:type="dxa"/>
+            <w:tcW w:w="4117" w:type="dxa"/>
             <w:tcBorders>
               <w:top w:val="single" w:sz="4" w:space="0" w:color="auto"/>
               <w:left w:val="single" w:sz="4" w:space="0" w:color="auto"/>
@@ -668,23 +700,13 @@
                 <w:kern w:val="2"/>
                 <w14:ligatures w14:val="standardContextual"/>
               </w:rPr>
-              <w:t xml:space="preserve">1 year of relevant experience </w:t>
-            </w:r>
-            <w:r>
-              <w:rPr>
-                <w:rFonts w:ascii="Bookman Old Style" w:hAnsi="Bookman Old Style"/>
-                <w:bCs/>
-                <w:color w:val="0070C0"/>
-                <w:kern w:val="2"/>
-                <w14:ligatures w14:val="standardContextual"/>
-              </w:rPr>
-              <w:t>(Finance-related)</w:t>
+              <w:t>{QSExperience}</w:t>
             </w:r>
           </w:p>
         </w:tc>
         <w:tc>
           <w:tcPr>
-            <w:tcW w:w="3515" w:type="dxa"/>
+            <w:tcW w:w="2616" w:type="dxa"/>
             <w:tcBorders>
               <w:top w:val="single" w:sz="4" w:space="0" w:color="auto"/>
               <w:left w:val="single" w:sz="4" w:space="0" w:color="auto"/>
@@ -704,61 +726,13 @@
               <w:rPr>
                 <w:rFonts w:ascii="Bookman Old Style" w:hAnsi="Bookman Old Style"/>
               </w:rPr>
-              <w:t>Administrative Aide III (Clerk I)</w:t>
-            </w:r>
-            <w:r>
-              <w:rPr>
-                <w:rFonts w:ascii="Bookman Old Style" w:hAnsi="Bookman Old Style"/>
-              </w:rPr>
-              <w:t xml:space="preserve"> - </w:t>
-            </w:r>
-            <w:r>
-              <w:rPr>
-                <w:rFonts w:ascii="Bookman Old Style" w:hAnsi="Bookman Old Style"/>
-              </w:rPr>
-              <w:t>(</w:t>
-            </w:r>
-            <w:r>
-              <w:rPr>
-                <w:rFonts w:ascii="Bookman Old Style" w:hAnsi="Bookman Old Style"/>
-              </w:rPr>
-              <w:t>1</w:t>
-            </w:r>
-            <w:r>
-              <w:rPr>
-                <w:rFonts w:ascii="Bookman Old Style" w:hAnsi="Bookman Old Style"/>
-              </w:rPr>
-              <w:t xml:space="preserve"> yr &amp; </w:t>
-            </w:r>
-            <w:r>
-              <w:rPr>
-                <w:rFonts w:ascii="Bookman Old Style" w:hAnsi="Bookman Old Style"/>
-              </w:rPr>
-              <w:t>7</w:t>
-            </w:r>
-            <w:r>
-              <w:rPr>
-                <w:rFonts w:ascii="Bookman Old Style" w:hAnsi="Bookman Old Style"/>
-              </w:rPr>
-              <w:t xml:space="preserve"> mo</w:t>
-            </w:r>
-            <w:r>
-              <w:rPr>
-                <w:rFonts w:ascii="Bookman Old Style" w:hAnsi="Bookman Old Style"/>
-              </w:rPr>
-              <w:t>s</w:t>
-            </w:r>
-            <w:r>
-              <w:rPr>
-                <w:rFonts w:ascii="Bookman Old Style" w:hAnsi="Bookman Old Style"/>
-              </w:rPr>
-              <w:t>)</w:t>
+              <w:t>{AppExperience}</w:t>
             </w:r>
           </w:p>
         </w:tc>
         <w:tc>
           <w:tcPr>
-            <w:tcW w:w="1440" w:type="dxa"/>
+            <w:tcW w:w="1889" w:type="dxa"/>
             <w:tcBorders>
               <w:top w:val="single" w:sz="4" w:space="0" w:color="auto"/>
               <w:left w:val="single" w:sz="4" w:space="0" w:color="auto"/>
@@ -787,7 +761,7 @@
       <w:tr>
         <w:tc>
           <w:tcPr>
-            <w:tcW w:w="1885" w:type="dxa"/>
+            <w:tcW w:w="1818" w:type="dxa"/>
             <w:vMerge/>
             <w:tcBorders>
               <w:top w:val="single" w:sz="4" w:space="0" w:color="auto"/>
@@ -809,7 +783,7 @@
         </w:tc>
         <w:tc>
           <w:tcPr>
-            <w:tcW w:w="3600" w:type="dxa"/>
+            <w:tcW w:w="4117" w:type="dxa"/>
             <w:tcBorders>
               <w:top w:val="single" w:sz="4" w:space="0" w:color="auto"/>
               <w:left w:val="single" w:sz="4" w:space="0" w:color="auto"/>
@@ -850,13 +824,31 @@
                 <w:kern w:val="2"/>
                 <w14:ligatures w14:val="standardContextual"/>
               </w:rPr>
-              <w:t>Career Service (Sub-Professional)/First Level Eligibility</w:t>
+              <w:t>{QSE</w:t>
+            </w:r>
+            <w:r>
+              <w:rPr>
+                <w:rFonts w:ascii="Bookman Old Style" w:hAnsi="Bookman Old Style"/>
+                <w:bCs/>
+                <w:kern w:val="2"/>
+                <w14:ligatures w14:val="standardContextual"/>
+              </w:rPr>
+              <w:t>ligibility</w:t>
+            </w:r>
+            <w:r>
+              <w:rPr>
+                <w:rFonts w:ascii="Bookman Old Style" w:hAnsi="Bookman Old Style"/>
+                <w:bCs/>
+                <w:kern w:val="2"/>
+                <w14:ligatures w14:val="standardContextual"/>
+              </w:rPr>
+              <w:t>}</w:t>
             </w:r>
           </w:p>
         </w:tc>
         <w:tc>
           <w:tcPr>
-            <w:tcW w:w="3515" w:type="dxa"/>
+            <w:tcW w:w="2616" w:type="dxa"/>
             <w:tcBorders>
               <w:top w:val="single" w:sz="4" w:space="0" w:color="auto"/>
               <w:left w:val="single" w:sz="4" w:space="0" w:color="auto"/>
@@ -882,7 +874,7 @@
         </w:tc>
         <w:tc>
           <w:tcPr>
-            <w:tcW w:w="1440" w:type="dxa"/>
+            <w:tcW w:w="1889" w:type="dxa"/>
             <w:tcBorders>
               <w:top w:val="single" w:sz="4" w:space="0" w:color="auto"/>
               <w:left w:val="single" w:sz="4" w:space="0" w:color="auto"/>
@@ -945,23 +937,7 @@
           <w:b/>
           <w:bCs/>
         </w:rPr>
-        <w:t>ADAS3-DOP-0</w:t>
-      </w:r>
-      <w:r>
-        <w:rPr>
-          <w:rFonts w:ascii="Bookman Old Style" w:hAnsi="Bookman Old Style"/>
-          <w:b/>
-          <w:bCs/>
-        </w:rPr>
-        <w:t>1</w:t>
-      </w:r>
-      <w:r>
-        <w:rPr>
-          <w:rFonts w:ascii="Bookman Old Style" w:hAnsi="Bookman Old Style"/>
-          <w:b/>
-          <w:bCs/>
-        </w:rPr>
-        <w:t>5</w:t>
+        <w:t>{ApplicationCode}</w:t>
       </w:r>
       <w:r>
         <w:rPr>
@@ -2090,11 +2066,7 @@
         </mc:Choice>
         <mc:Fallback>
           <w:pict>
-            <v:shapetype w14:anchorId="098F1ADA" id="_x0000_t202" coordsize="21600,21600" o:spt="202" path="m,l,21600r21600,l21600,xe">
-              <v:stroke joinstyle="miter"/>
-              <v:path gradientshapeok="t" o:connecttype="rect"/>
-            </v:shapetype>
-            <v:shape id="Text Box 3" o:spid="_x0000_s1027" type="#_x0000_t202" style="position:absolute;margin-left:223.8pt;margin-top:20.85pt;width:166.4pt;height:23.6pt;z-index:251665408;visibility:visible;mso-wrap-style:square;mso-width-percent:0;mso-height-percent:0;mso-wrap-distance-left:9pt;mso-wrap-distance-top:0;mso-wrap-distance-right:9pt;mso-wrap-distance-bottom:0;mso-position-horizontal:absolute;mso-position-horizontal-relative:text;mso-position-vertical:absolute;mso-position-vertical-relative:text;mso-width-percent:0;mso-height-percent:0;mso-width-relative:page;mso-height-relative:page;v-text-anchor:top" o:gfxdata="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" stroked="f">
+            <v:shape w14:anchorId="098F1ADA" id="Text Box 3" o:spid="_x0000_s1027" type="#_x0000_t202" style="position:absolute;margin-left:223.8pt;margin-top:20.85pt;width:166.4pt;height:23.6pt;z-index:251665408;visibility:visible;mso-wrap-style:square;mso-width-percent:0;mso-height-percent:0;mso-wrap-distance-left:9pt;mso-wrap-distance-top:0;mso-wrap-distance-right:9pt;mso-wrap-distance-bottom:0;mso-position-horizontal:absolute;mso-position-horizontal-relative:text;mso-position-vertical:absolute;mso-position-vertical-relative:text;mso-width-percent:0;mso-height-percent:0;mso-width-relative:page;mso-height-relative:page;v-text-anchor:top" o:gfxdata="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" stroked="f">
               <v:textbox inset="1.44pt,0,0,0">
                 <w:txbxContent>
                   <w:tbl>

--- a/rsp-dashboard/public/templates/Notice to Qualified - Without Date of Assessment.docx
+++ b/rsp-dashboard/public/templates/Notice to Qualified - Without Date of Assessment.docx
@@ -139,31 +139,21 @@
         <w:rPr>
           <w:rFonts w:ascii="Bookman Old Style" w:hAnsi="Bookman Old Style"/>
         </w:rPr>
-        <w:t xml:space="preserve">Below are the results of the initial evaluation conducted by the undersigned dated </w:t>
+        <w:t>Below are the results of the initial evaluation conducted by the undersigned dated</w:t>
       </w:r>
       <w:r>
         <w:rPr>
           <w:rFonts w:ascii="Bookman Old Style" w:hAnsi="Bookman Old Style"/>
+        </w:rPr>
+        <w:t xml:space="preserve"> </w:t>
+      </w:r>
+      <w:r>
+        <w:rPr>
+          <w:rFonts w:ascii="Bookman Old Style" w:hAnsi="Bookman Old Style"/>
           <w:b/>
           <w:bCs/>
         </w:rPr>
-        <w:t>May 23</w:t>
-      </w:r>
-      <w:r>
-        <w:rPr>
-          <w:rFonts w:ascii="Bookman Old Style" w:hAnsi="Bookman Old Style"/>
-          <w:b/>
-          <w:bCs/>
-        </w:rPr>
-        <w:t>, 202</w:t>
-      </w:r>
-      <w:r>
-        <w:rPr>
-          <w:rFonts w:ascii="Bookman Old Style" w:hAnsi="Bookman Old Style"/>
-          <w:b/>
-          <w:bCs/>
-        </w:rPr>
-        <w:t>5</w:t>
+        <w:t>{IEDate}</w:t>
       </w:r>
       <w:r>
         <w:rPr>

--- a/rsp-dashboard/public/templates/Notice to Qualified - Without Date of Assessment.docx
+++ b/rsp-dashboard/public/templates/Notice to Qualified - Without Date of Assessment.docx
@@ -23,7 +23,21 @@
         <w:rPr>
           <w:rFonts w:ascii="Bookman Old Style" w:hAnsi="Bookman Old Style"/>
         </w:rPr>
-        <w:t>{FormattedDate}</w:t>
+        <w:t>{</w:t>
+      </w:r>
+      <w:proofErr w:type="spellStart"/>
+      <w:r>
+        <w:rPr>
+          <w:rFonts w:ascii="Bookman Old Style" w:hAnsi="Bookman Old Style"/>
+        </w:rPr>
+        <w:t>FormattedDate</w:t>
+      </w:r>
+      <w:proofErr w:type="spellEnd"/>
+      <w:r>
+        <w:rPr>
+          <w:rFonts w:ascii="Bookman Old Style" w:hAnsi="Bookman Old Style"/>
+        </w:rPr>
+        <w:t>}</w:t>
       </w:r>
     </w:p>
     <w:p>
@@ -49,7 +63,25 @@
           <w:b/>
           <w:bCs/>
         </w:rPr>
-        <w:t>{ApplicantName}</w:t>
+        <w:t>{</w:t>
+      </w:r>
+      <w:proofErr w:type="spellStart"/>
+      <w:r>
+        <w:rPr>
+          <w:rFonts w:ascii="Bookman Old Style" w:hAnsi="Bookman Old Style"/>
+          <w:b/>
+          <w:bCs/>
+        </w:rPr>
+        <w:t>ApplicantName</w:t>
+      </w:r>
+      <w:proofErr w:type="spellEnd"/>
+      <w:r>
+        <w:rPr>
+          <w:rFonts w:ascii="Bookman Old Style" w:hAnsi="Bookman Old Style"/>
+          <w:b/>
+          <w:bCs/>
+        </w:rPr>
+        <w:t>}</w:t>
       </w:r>
     </w:p>
     <w:p>
@@ -153,7 +185,25 @@
           <w:b/>
           <w:bCs/>
         </w:rPr>
-        <w:t>{IEDate}</w:t>
+        <w:t>{</w:t>
+      </w:r>
+      <w:proofErr w:type="spellStart"/>
+      <w:r>
+        <w:rPr>
+          <w:rFonts w:ascii="Bookman Old Style" w:hAnsi="Bookman Old Style"/>
+          <w:b/>
+          <w:bCs/>
+        </w:rPr>
+        <w:t>IEDate</w:t>
+      </w:r>
+      <w:proofErr w:type="spellEnd"/>
+      <w:r>
+        <w:rPr>
+          <w:rFonts w:ascii="Bookman Old Style" w:hAnsi="Bookman Old Style"/>
+          <w:b/>
+          <w:bCs/>
+        </w:rPr>
+        <w:t>}</w:t>
       </w:r>
       <w:r>
         <w:rPr>
@@ -393,8 +443,9 @@
                 <w:kern w:val="2"/>
                 <w14:ligatures w14:val="standardContextual"/>
               </w:rPr>
-              <w:t>{QS</w:t>
-            </w:r>
+              <w:t>{</w:t>
+            </w:r>
+            <w:proofErr w:type="spellStart"/>
             <w:r>
               <w:rPr>
                 <w:rFonts w:ascii="Bookman Old Style" w:hAnsi="Bookman Old Style"/>
@@ -402,8 +453,18 @@
                 <w:kern w:val="2"/>
                 <w14:ligatures w14:val="standardContextual"/>
               </w:rPr>
+              <w:t>QS</w:t>
+            </w:r>
+            <w:r>
+              <w:rPr>
+                <w:rFonts w:ascii="Bookman Old Style" w:hAnsi="Bookman Old Style"/>
+                <w:bCs/>
+                <w:kern w:val="2"/>
+                <w14:ligatures w14:val="standardContextual"/>
+              </w:rPr>
               <w:t>Education</w:t>
             </w:r>
+            <w:proofErr w:type="spellEnd"/>
             <w:r>
               <w:rPr>
                 <w:rFonts w:ascii="Bookman Old Style" w:hAnsi="Bookman Old Style"/>
@@ -437,7 +498,21 @@
               <w:rPr>
                 <w:rFonts w:ascii="Bookman Old Style" w:hAnsi="Bookman Old Style"/>
               </w:rPr>
-              <w:t>{AppEducation}</w:t>
+              <w:t>{</w:t>
+            </w:r>
+            <w:proofErr w:type="spellStart"/>
+            <w:r>
+              <w:rPr>
+                <w:rFonts w:ascii="Bookman Old Style" w:hAnsi="Bookman Old Style"/>
+              </w:rPr>
+              <w:t>AppEducation</w:t>
+            </w:r>
+            <w:proofErr w:type="spellEnd"/>
+            <w:r>
+              <w:rPr>
+                <w:rFonts w:ascii="Bookman Old Style" w:hAnsi="Bookman Old Style"/>
+              </w:rPr>
+              <w:t>}</w:t>
             </w:r>
           </w:p>
         </w:tc>
@@ -464,7 +539,21 @@
               <w:rPr>
                 <w:rFonts w:ascii="Bookman Old Style" w:hAnsi="Bookman Old Style"/>
               </w:rPr>
-              <w:t>{RmEducation}</w:t>
+              <w:t>{</w:t>
+            </w:r>
+            <w:proofErr w:type="spellStart"/>
+            <w:r>
+              <w:rPr>
+                <w:rFonts w:ascii="Bookman Old Style" w:hAnsi="Bookman Old Style"/>
+              </w:rPr>
+              <w:t>RmEducation</w:t>
+            </w:r>
+            <w:proofErr w:type="spellEnd"/>
+            <w:r>
+              <w:rPr>
+                <w:rFonts w:ascii="Bookman Old Style" w:hAnsi="Bookman Old Style"/>
+              </w:rPr>
+              <w:t>}</w:t>
             </w:r>
           </w:p>
         </w:tc>
@@ -535,8 +624,9 @@
                 <w:kern w:val="2"/>
                 <w14:ligatures w14:val="standardContextual"/>
               </w:rPr>
-              <w:t>{QS</w:t>
-            </w:r>
+              <w:t>{</w:t>
+            </w:r>
+            <w:proofErr w:type="spellStart"/>
             <w:r>
               <w:rPr>
                 <w:rFonts w:ascii="Bookman Old Style" w:hAnsi="Bookman Old Style"/>
@@ -544,8 +634,18 @@
                 <w:kern w:val="2"/>
                 <w14:ligatures w14:val="standardContextual"/>
               </w:rPr>
+              <w:t>QS</w:t>
+            </w:r>
+            <w:r>
+              <w:rPr>
+                <w:rFonts w:ascii="Bookman Old Style" w:hAnsi="Bookman Old Style"/>
+                <w:bCs/>
+                <w:kern w:val="2"/>
+                <w14:ligatures w14:val="standardContextual"/>
+              </w:rPr>
               <w:t>Training</w:t>
             </w:r>
+            <w:proofErr w:type="spellEnd"/>
             <w:r>
               <w:rPr>
                 <w:rFonts w:ascii="Bookman Old Style" w:hAnsi="Bookman Old Style"/>
@@ -579,7 +679,14 @@
               <w:rPr>
                 <w:rFonts w:ascii="Bookman Old Style" w:hAnsi="Bookman Old Style"/>
               </w:rPr>
-              <w:t>{App</w:t>
+              <w:t>{</w:t>
+            </w:r>
+            <w:proofErr w:type="spellStart"/>
+            <w:r>
+              <w:rPr>
+                <w:rFonts w:ascii="Bookman Old Style" w:hAnsi="Bookman Old Style"/>
+              </w:rPr>
+              <w:t>App</w:t>
             </w:r>
             <w:r>
               <w:rPr>
@@ -587,6 +694,7 @@
               </w:rPr>
               <w:t>Training</w:t>
             </w:r>
+            <w:proofErr w:type="spellEnd"/>
             <w:r>
               <w:rPr>
                 <w:rFonts w:ascii="Bookman Old Style" w:hAnsi="Bookman Old Style"/>
@@ -619,7 +727,21 @@
               <w:rPr>
                 <w:rFonts w:ascii="Bookman Old Style" w:hAnsi="Bookman Old Style"/>
               </w:rPr>
-              <w:t>{RmExperience}</w:t>
+              <w:t>{</w:t>
+            </w:r>
+            <w:proofErr w:type="spellStart"/>
+            <w:r>
+              <w:rPr>
+                <w:rFonts w:ascii="Bookman Old Style" w:hAnsi="Bookman Old Style"/>
+              </w:rPr>
+              <w:t>RmExperience</w:t>
+            </w:r>
+            <w:proofErr w:type="spellEnd"/>
+            <w:r>
+              <w:rPr>
+                <w:rFonts w:ascii="Bookman Old Style" w:hAnsi="Bookman Old Style"/>
+              </w:rPr>
+              <w:t>}</w:t>
             </w:r>
           </w:p>
         </w:tc>
@@ -690,7 +812,27 @@
                 <w:kern w:val="2"/>
                 <w14:ligatures w14:val="standardContextual"/>
               </w:rPr>
-              <w:t>{QSExperience}</w:t>
+              <w:t>{</w:t>
+            </w:r>
+            <w:proofErr w:type="spellStart"/>
+            <w:r>
+              <w:rPr>
+                <w:rFonts w:ascii="Bookman Old Style" w:hAnsi="Bookman Old Style"/>
+                <w:bCs/>
+                <w:kern w:val="2"/>
+                <w14:ligatures w14:val="standardContextual"/>
+              </w:rPr>
+              <w:t>QSExperience</w:t>
+            </w:r>
+            <w:proofErr w:type="spellEnd"/>
+            <w:r>
+              <w:rPr>
+                <w:rFonts w:ascii="Bookman Old Style" w:hAnsi="Bookman Old Style"/>
+                <w:bCs/>
+                <w:kern w:val="2"/>
+                <w14:ligatures w14:val="standardContextual"/>
+              </w:rPr>
+              <w:t>}</w:t>
             </w:r>
           </w:p>
         </w:tc>
@@ -716,7 +858,21 @@
               <w:rPr>
                 <w:rFonts w:ascii="Bookman Old Style" w:hAnsi="Bookman Old Style"/>
               </w:rPr>
-              <w:t>{AppExperience}</w:t>
+              <w:t>{</w:t>
+            </w:r>
+            <w:proofErr w:type="spellStart"/>
+            <w:r>
+              <w:rPr>
+                <w:rFonts w:ascii="Bookman Old Style" w:hAnsi="Bookman Old Style"/>
+              </w:rPr>
+              <w:t>AppExperience</w:t>
+            </w:r>
+            <w:proofErr w:type="spellEnd"/>
+            <w:r>
+              <w:rPr>
+                <w:rFonts w:ascii="Bookman Old Style" w:hAnsi="Bookman Old Style"/>
+              </w:rPr>
+              <w:t>}</w:t>
             </w:r>
           </w:p>
         </w:tc>
@@ -743,7 +899,21 @@
               <w:rPr>
                 <w:rFonts w:ascii="Bookman Old Style" w:hAnsi="Bookman Old Style"/>
               </w:rPr>
-              <w:t>{RmTraining}</w:t>
+              <w:t>{</w:t>
+            </w:r>
+            <w:proofErr w:type="spellStart"/>
+            <w:r>
+              <w:rPr>
+                <w:rFonts w:ascii="Bookman Old Style" w:hAnsi="Bookman Old Style"/>
+              </w:rPr>
+              <w:t>RmTraining</w:t>
+            </w:r>
+            <w:proofErr w:type="spellEnd"/>
+            <w:r>
+              <w:rPr>
+                <w:rFonts w:ascii="Bookman Old Style" w:hAnsi="Bookman Old Style"/>
+              </w:rPr>
+              <w:t>}</w:t>
             </w:r>
           </w:p>
         </w:tc>
@@ -814,8 +984,9 @@
                 <w:kern w:val="2"/>
                 <w14:ligatures w14:val="standardContextual"/>
               </w:rPr>
-              <w:t>{QSE</w:t>
-            </w:r>
+              <w:t>{</w:t>
+            </w:r>
+            <w:proofErr w:type="spellStart"/>
             <w:r>
               <w:rPr>
                 <w:rFonts w:ascii="Bookman Old Style" w:hAnsi="Bookman Old Style"/>
@@ -823,8 +994,18 @@
                 <w:kern w:val="2"/>
                 <w14:ligatures w14:val="standardContextual"/>
               </w:rPr>
+              <w:t>QSE</w:t>
+            </w:r>
+            <w:r>
+              <w:rPr>
+                <w:rFonts w:ascii="Bookman Old Style" w:hAnsi="Bookman Old Style"/>
+                <w:bCs/>
+                <w:kern w:val="2"/>
+                <w14:ligatures w14:val="standardContextual"/>
+              </w:rPr>
               <w:t>ligibility</w:t>
             </w:r>
+            <w:proofErr w:type="spellEnd"/>
             <w:r>
               <w:rPr>
                 <w:rFonts w:ascii="Bookman Old Style" w:hAnsi="Bookman Old Style"/>
@@ -858,7 +1039,21 @@
               <w:rPr>
                 <w:rFonts w:ascii="Bookman Old Style" w:hAnsi="Bookman Old Style"/>
               </w:rPr>
-              <w:t>{AppEligibility}</w:t>
+              <w:t>{</w:t>
+            </w:r>
+            <w:proofErr w:type="spellStart"/>
+            <w:r>
+              <w:rPr>
+                <w:rFonts w:ascii="Bookman Old Style" w:hAnsi="Bookman Old Style"/>
+              </w:rPr>
+              <w:t>AppEligibility</w:t>
+            </w:r>
+            <w:proofErr w:type="spellEnd"/>
+            <w:r>
+              <w:rPr>
+                <w:rFonts w:ascii="Bookman Old Style" w:hAnsi="Bookman Old Style"/>
+              </w:rPr>
+              <w:t>}</w:t>
             </w:r>
           </w:p>
         </w:tc>
@@ -885,7 +1080,21 @@
               <w:rPr>
                 <w:rFonts w:ascii="Bookman Old Style" w:hAnsi="Bookman Old Style"/>
               </w:rPr>
-              <w:t>{RmEligibility}</w:t>
+              <w:t>{</w:t>
+            </w:r>
+            <w:proofErr w:type="spellStart"/>
+            <w:r>
+              <w:rPr>
+                <w:rFonts w:ascii="Bookman Old Style" w:hAnsi="Bookman Old Style"/>
+              </w:rPr>
+              <w:t>RmEligibility</w:t>
+            </w:r>
+            <w:proofErr w:type="spellEnd"/>
+            <w:r>
+              <w:rPr>
+                <w:rFonts w:ascii="Bookman Old Style" w:hAnsi="Bookman Old Style"/>
+              </w:rPr>
+              <w:t>}</w:t>
             </w:r>
           </w:p>
         </w:tc>
@@ -902,14 +1111,6 @@
     <w:p>
       <w:pPr>
         <w:pStyle w:val="NoSpacing"/>
-        <w:rPr>
-          <w:rFonts w:ascii="Bookman Old Style" w:hAnsi="Bookman Old Style"/>
-        </w:rPr>
-      </w:pPr>
-    </w:p>
-    <w:p>
-      <w:pPr>
-        <w:pStyle w:val="NoSpacing"/>
         <w:jc w:val="both"/>
         <w:rPr>
           <w:rFonts w:ascii="Bookman Old Style" w:hAnsi="Bookman Old Style"/>
@@ -927,7 +1128,25 @@
           <w:b/>
           <w:bCs/>
         </w:rPr>
-        <w:t>{ApplicationCode}</w:t>
+        <w:t>{</w:t>
+      </w:r>
+      <w:proofErr w:type="spellStart"/>
+      <w:r>
+        <w:rPr>
+          <w:rFonts w:ascii="Bookman Old Style" w:hAnsi="Bookman Old Style"/>
+          <w:b/>
+          <w:bCs/>
+        </w:rPr>
+        <w:t>ApplicationCode</w:t>
+      </w:r>
+      <w:proofErr w:type="spellEnd"/>
+      <w:r>
+        <w:rPr>
+          <w:rFonts w:ascii="Bookman Old Style" w:hAnsi="Bookman Old Style"/>
+          <w:b/>
+          <w:bCs/>
+        </w:rPr>
+        <w:t>}</w:t>
       </w:r>
       <w:r>
         <w:rPr>
@@ -2056,7 +2275,11 @@
         </mc:Choice>
         <mc:Fallback>
           <w:pict>
-            <v:shape w14:anchorId="098F1ADA" id="Text Box 3" o:spid="_x0000_s1027" type="#_x0000_t202" style="position:absolute;margin-left:223.8pt;margin-top:20.85pt;width:166.4pt;height:23.6pt;z-index:251665408;visibility:visible;mso-wrap-style:square;mso-width-percent:0;mso-height-percent:0;mso-wrap-distance-left:9pt;mso-wrap-distance-top:0;mso-wrap-distance-right:9pt;mso-wrap-distance-bottom:0;mso-position-horizontal:absolute;mso-position-horizontal-relative:text;mso-position-vertical:absolute;mso-position-vertical-relative:text;mso-width-percent:0;mso-height-percent:0;mso-width-relative:page;mso-height-relative:page;v-text-anchor:top" o:gfxdata="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" stroked="f">
+            <v:shapetype w14:anchorId="098F1ADA" id="_x0000_t202" coordsize="21600,21600" o:spt="202" path="m,l,21600r21600,l21600,xe">
+              <v:stroke joinstyle="miter"/>
+              <v:path gradientshapeok="t" o:connecttype="rect"/>
+            </v:shapetype>
+            <v:shape id="Text Box 3" o:spid="_x0000_s1027" type="#_x0000_t202" style="position:absolute;margin-left:223.8pt;margin-top:20.85pt;width:166.4pt;height:23.6pt;z-index:251665408;visibility:visible;mso-wrap-style:square;mso-width-percent:0;mso-height-percent:0;mso-wrap-distance-left:9pt;mso-wrap-distance-top:0;mso-wrap-distance-right:9pt;mso-wrap-distance-bottom:0;mso-position-horizontal:absolute;mso-position-horizontal-relative:text;mso-position-vertical:absolute;mso-position-vertical-relative:text;mso-width-percent:0;mso-height-percent:0;mso-width-relative:page;mso-height-relative:page;v-text-anchor:top" o:gfxdata="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" stroked="f">
               <v:textbox inset="1.44pt,0,0,0">
                 <w:txbxContent>
                   <w:tbl>

--- a/rsp-dashboard/public/templates/Notice to Qualified - Without Date of Assessment.docx
+++ b/rsp-dashboard/public/templates/Notice to Qualified - Without Date of Assessment.docx
@@ -151,7 +151,7 @@
           <w:b/>
           <w:bCs/>
         </w:rPr>
-        <w:t xml:space="preserve">Administrative Assistant III (Senior Bookkeeper) </w:t>
+        <w:t xml:space="preserve">{Position} </w:t>
       </w:r>
       <w:r>
         <w:rPr>
@@ -411,6 +411,7 @@
               </w:rPr>
               <w:t>Education:</w:t>
             </w:r>
+            <w:proofErr w:type="gramStart"/>
             <w:r>
               <w:rPr>
                 <w:rFonts w:ascii="Bookman Old Style" w:hAnsi="Bookman Old Style"/>
@@ -446,6 +447,7 @@
               <w:t>{</w:t>
             </w:r>
             <w:proofErr w:type="spellStart"/>
+            <w:proofErr w:type="gramEnd"/>
             <w:r>
               <w:rPr>
                 <w:rFonts w:ascii="Bookman Old Style" w:hAnsi="Bookman Old Style"/>
@@ -607,7 +609,17 @@
                 <w:kern w:val="2"/>
                 <w14:ligatures w14:val="standardContextual"/>
               </w:rPr>
-              <w:t xml:space="preserve">Training: </w:t>
+              <w:t>Training</w:t>
+            </w:r>
+            <w:proofErr w:type="gramStart"/>
+            <w:r>
+              <w:rPr>
+                <w:rFonts w:ascii="Bookman Old Style" w:hAnsi="Bookman Old Style"/>
+                <w:b/>
+                <w:kern w:val="2"/>
+                <w14:ligatures w14:val="standardContextual"/>
+              </w:rPr>
+              <w:t xml:space="preserve">: </w:t>
             </w:r>
             <w:r>
               <w:rPr>
@@ -627,6 +639,7 @@
               <w:t>{</w:t>
             </w:r>
             <w:proofErr w:type="spellStart"/>
+            <w:proofErr w:type="gramEnd"/>
             <w:r>
               <w:rPr>
                 <w:rFonts w:ascii="Bookman Old Style" w:hAnsi="Bookman Old Style"/>
@@ -795,7 +808,17 @@
                 <w:kern w:val="2"/>
                 <w14:ligatures w14:val="standardContextual"/>
               </w:rPr>
-              <w:t xml:space="preserve">Experience: </w:t>
+              <w:t>Experience</w:t>
+            </w:r>
+            <w:proofErr w:type="gramStart"/>
+            <w:r>
+              <w:rPr>
+                <w:rFonts w:ascii="Bookman Old Style" w:hAnsi="Bookman Old Style"/>
+                <w:b/>
+                <w:kern w:val="2"/>
+                <w14:ligatures w14:val="standardContextual"/>
+              </w:rPr>
+              <w:t xml:space="preserve">: </w:t>
             </w:r>
             <w:r>
               <w:rPr>
@@ -815,6 +838,7 @@
               <w:t>{</w:t>
             </w:r>
             <w:proofErr w:type="spellStart"/>
+            <w:proofErr w:type="gramEnd"/>
             <w:r>
               <w:rPr>
                 <w:rFonts w:ascii="Bookman Old Style" w:hAnsi="Bookman Old Style"/>
@@ -967,7 +991,17 @@
                 <w:kern w:val="2"/>
                 <w14:ligatures w14:val="standardContextual"/>
               </w:rPr>
-              <w:t>Eligibility:</w:t>
+              <w:t>Eligibility</w:t>
+            </w:r>
+            <w:proofErr w:type="gramStart"/>
+            <w:r>
+              <w:rPr>
+                <w:rFonts w:ascii="Bookman Old Style" w:hAnsi="Bookman Old Style"/>
+                <w:b/>
+                <w:kern w:val="2"/>
+                <w14:ligatures w14:val="standardContextual"/>
+              </w:rPr>
+              <w:t>:</w:t>
             </w:r>
             <w:r>
               <w:rPr>
@@ -987,6 +1021,7 @@
               <w:t>{</w:t>
             </w:r>
             <w:proofErr w:type="spellStart"/>
+            <w:proofErr w:type="gramEnd"/>
             <w:r>
               <w:rPr>
                 <w:rFonts w:ascii="Bookman Old Style" w:hAnsi="Bookman Old Style"/>
